--- a/public/Jorge_Garay_CV.docx
+++ b/public/Jorge_Garay_CV.docx
@@ -853,7 +853,7 @@
                 <w:sz w:val="18"/>
                 <w:szCs w:val="18"/>
               </w:rPr>
-              <w:t xml:space="preserve">Full Stack &amp; Mobile Developer with 4+ years building production-ready applications across healthcare, logistics, and edtech. Proficient in React, Next.js, Flutter, Node.js, TypeScript and GraphQL. Experienced mentor who has guided 20+ junior developers, led architecture decisions, and shipped complex features end-to-end in agile environments. Passionate about clean code, scalable systems, and meaningful user experiences. Available for remote work globally.</w:t>
+              <w:t xml:space="preserve">Full Stack &amp; Mobile Developer with 6+ years building production-ready applications across healthcare, logistics, and edtech. Proficient in React, Next.js, Flutter, Node.js, TypeScript and GraphQL. Experienced mentor who has guided 20+ junior developers, led architecture decisions, and shipped complex features end-to-end in agile environments. Passionate about clean code, scalable systems, and meaningful user experiences. Available for remote work globally.</w:t>
             </w:r>
           </w:p>
           <w:p>
